--- a/paper/TwinShield-Fusion_IEEE_Access.docx
+++ b/paper/TwinShield-Fusion_IEEE_Access.docx
@@ -2141,7 +2141,7 @@
       <w:r>
         <w:drawing>
           <wp:inline distT="0" distB="0" distL="0" distR="0">
-            <wp:extent cx="2926080" cy="3081962"/>
+            <wp:extent cx="2926080" cy="3844471"/>
             <wp:effectExtent l="0" t="0" r="0" b="0"/>
             <wp:docPr id="101" name="Figure 1"/>
             <wp:cNvGraphicFramePr>

--- a/paper/TwinShield-Fusion_IEEE_Access.docx
+++ b/paper/TwinShield-Fusion_IEEE_Access.docx
@@ -808,7 +808,7 @@
           <w:sz w:val="18"/>
           <w:szCs w:val="18"/>
         </w:rPr>
-        <w:t>F.  SUMMARY AND OPEN PROBLEMS</w:t>
+        <w:t>F.  SUMMARY AND RESEARCH GAP</w:t>
       </w:r>
     </w:p>
     <w:p>
@@ -2895,7 +2895,39 @@
           <w:sz w:val="18"/>
           <w:szCs w:val="18"/>
         </w:rPr>
-        <w:t>IV.  PROPOSED METHOD</w:t>
+        <w:t/>
+      </w:r>
+    </w:p>
+    <w:p>
+      <w:pPr>
+        <w:pBdr>
+          <w:top w:val="nil"/>
+          <w:left w:val="nil"/>
+          <w:bottom w:val="nil"/>
+          <w:right w:val="nil"/>
+          <w:between w:val="nil"/>
+        </w:pBdr>
+        <w:spacing w:before="240"/>
+        <w:ind w:left="280" w:hanging="280"/>
+        <w:rPr>
+          <w:rFonts w:ascii="Helvetica Neue" w:eastAsia="Helvetica Neue" w:hAnsi="Helvetica Neue" w:cs="Helvetica Neue"/>
+          <w:b/>
+          <w:bCs/>
+          <w:color w:val="00629B"/>
+          <w:sz w:val="18"/>
+          <w:szCs w:val="18"/>
+        </w:rPr>
+      </w:pPr>
+      <w:r>
+        <w:rPr>
+          <w:rFonts w:ascii="Helvetica Neue" w:eastAsia="Helvetica Neue" w:hAnsi="Helvetica Neue" w:cs="Helvetica Neue"/>
+          <w:b/>
+          <w:bCs/>
+          <w:color w:val="00629B"/>
+          <w:sz w:val="18"/>
+          <w:szCs w:val="18"/>
+        </w:rPr>
+        <w:t xml:space="preserve">IV.  PROPOSED METHOD</w:t>
       </w:r>
     </w:p>
     <w:p>
@@ -3301,7 +3333,7 @@
           <w:sz w:val="18"/>
           <w:szCs w:val="18"/>
         </w:rPr>
-        <w:t xml:space="preserve">D.  CNN-BiLSTM KNOWN-CLASS HEAD</w:t>
+        <w:t xml:space="preserve">D.  SUPERVISED CNN-BiLSTM CLASSIFIER</w:t>
       </w:r>
     </w:p>
     <w:p>
@@ -3773,7 +3805,7 @@
           <w:sz w:val="18"/>
           <w:szCs w:val="18"/>
         </w:rPr>
-        <w:t>G.  ALARM DECISION</w:t>
+        <w:t>G.  ALARM DECISION RULE</w:t>
       </w:r>
     </w:p>
     <w:p>
@@ -5250,7 +5282,7 @@
           <w:sz w:val="18"/>
           <w:szCs w:val="18"/>
         </w:rPr>
-        <w:t>B.  DETECTION OF A QUARANTINED ATTACK</w:t>
+        <w:t>B.  UNKNOWN-ATTACK DETECTION</w:t>
       </w:r>
     </w:p>
     <w:p>
@@ -5609,7 +5641,7 @@
                 <w:sz w:val="14"/>
                 <w:szCs w:val="14"/>
               </w:rPr>
-              <w:t>[verify]</w:t>
+              <w:t>0.6667</w:t>
             </w:r>
           </w:p>
         </w:tc>
@@ -5705,7 +5737,7 @@
                 <w:sz w:val="14"/>
                 <w:szCs w:val="14"/>
               </w:rPr>
-              <w:t>[verify]</w:t>
+              <w:t>0.7607</w:t>
             </w:r>
           </w:p>
         </w:tc>
@@ -5801,7 +5833,7 @@
                 <w:sz w:val="14"/>
                 <w:szCs w:val="14"/>
               </w:rPr>
-              <w:t>[verify]</w:t>
+              <w:t>0.7787</w:t>
             </w:r>
           </w:p>
         </w:tc>
@@ -5897,7 +5929,7 @@
                 <w:sz w:val="14"/>
                 <w:szCs w:val="14"/>
               </w:rPr>
-              <w:t>[verify]</w:t>
+              <w:t>0.7829</w:t>
             </w:r>
           </w:p>
         </w:tc>
@@ -6068,7 +6100,7 @@
           <w:sz w:val="18"/>
           <w:szCs w:val="18"/>
         </w:rPr>
-        <w:t>C.  FALSE-POSITIVE COST OF THE SECOND CHANNEL</w:t>
+        <w:t>C.  FALSE-ALARM COST OF THE RESIDUAL GATE</w:t>
       </w:r>
     </w:p>
     <w:p>
@@ -6202,7 +6234,7 @@
           <w:sz w:val="18"/>
           <w:szCs w:val="18"/>
         </w:rPr>
-        <w:t>D.  OPERATING CONDITION OF THE RESIDUAL SIGNAL</w:t>
+        <w:t>D.  CONDITIONS UNDER WHICH THE RESIDUAL SEPARATES</w:t>
       </w:r>
     </w:p>
     <w:p>
@@ -6380,7 +6412,7 @@
           <w:sz w:val="18"/>
           <w:szCs w:val="18"/>
         </w:rPr>
-        <w:t xml:space="preserve">E.  GENERALISATION TO A SECOND DATASET</w:t>
+        <w:t xml:space="preserve">E.  CROSS-DATASET EVALUATION ON SYNCAN</w:t>
       </w:r>
     </w:p>
     <w:p>
@@ -7773,7 +7805,7 @@
           <w:sz w:val="18"/>
           <w:szCs w:val="18"/>
         </w:rPr>
-        <w:t>F.  RUNTIME</w:t>
+        <w:t>F.  COMPUTATIONAL COST</w:t>
       </w:r>
     </w:p>
     <w:p>

--- a/paper/TwinShield-Fusion_IEEE_Access.docx
+++ b/paper/TwinShield-Fusion_IEEE_Access.docx
@@ -2932,43 +2932,44 @@
     </w:p>
     <w:p>
       <w:pPr>
-        <w:keepNext/>
-        <w:pBdr>
-          <w:top w:val="nil"/>
-          <w:left w:val="nil"/>
-          <w:bottom w:val="nil"/>
-          <w:right w:val="nil"/>
-          <w:between w:val="nil"/>
-        </w:pBdr>
-        <w:jc w:val="both"/>
-        <w:rPr>
-          <w:color w:val="000000"/>
-          <w:sz w:val="16"/>
-          <w:szCs w:val="16"/>
-        </w:rPr>
-      </w:pPr>
-      <w:r>
-        <w:rPr>
-          <w:noProof/>
-          <w:color w:val="000000"/>
-          <w:sz w:val="16"/>
-          <w:szCs w:val="16"/>
-        </w:rPr>
+        <w:rPr>
+          <w:sz w:val="2"/>
+          <w:szCs w:val="2"/>
+        </w:rPr>
+        <w:sectPr>
+          <w:headerReference w:type="default" r:id="rId12"/>
+          <w:footerReference w:type="default" r:id="rId13"/>
+          <w:type w:val="continuous"/>
+          <w:pgSz w:w="11520" w:h="15660"/>
+          <w:pgMar w:top="1300" w:right="740" w:bottom="1040" w:left="740" w:header="360" w:footer="640" w:gutter="0"/>
+          <w:cols w:num="2" w:space="720" w:equalWidth="0">
+            <w:col w:w="4820" w:space="400"/>
+            <w:col w:w="4820" w:space="0"/>
+          </w:cols>
+        </w:sectPr>
+      </w:pPr>
+    </w:p>
+    <w:p>
+      <w:pPr>
+        <w:spacing w:before="120" w:after="80"/>
+        <w:jc w:val="center"/>
+      </w:pPr>
+      <w:r>
         <w:drawing>
-          <wp:inline distT="0" distB="0" distL="0" distR="0" wp14:anchorId="6F629EA4" wp14:editId="356CECBE">
-            <wp:extent cx="2926080" cy="3081962"/>
+          <wp:inline distT="0" distB="0" distL="0" distR="0">
+            <wp:extent cx="6309360" cy="3154680"/>
             <wp:effectExtent l="0" t="0" r="0" b="0"/>
-            <wp:docPr id="2" name="image2.png"/>
+            <wp:docPr id="88" name="image8.png"/>
             <wp:cNvGraphicFramePr/>
             <a:graphic xmlns:a="http://schemas.openxmlformats.org/drawingml/2006/main">
               <a:graphicData uri="http://schemas.openxmlformats.org/drawingml/2006/picture">
                 <pic:pic xmlns:pic="http://schemas.openxmlformats.org/drawingml/2006/picture">
                   <pic:nvPicPr>
-                    <pic:cNvPr id="0" name="image2.png"/>
+                    <pic:cNvPr id="0" name="image8.png"/>
                     <pic:cNvPicPr preferRelativeResize="0"/>
                   </pic:nvPicPr>
                   <pic:blipFill>
-                    <a:blip r:embed="rId8"/>
+                    <a:blip r:embed="rId17"/>
                     <a:srcRect/>
                     <a:stretch>
                       <a:fillRect/>
@@ -2977,7 +2978,7 @@
                   <pic:spPr>
                     <a:xfrm>
                       <a:off x="0" y="0"/>
-                      <a:ext cx="2926080" cy="3081962"/>
+                      <a:ext cx="6309360" cy="3154680"/>
                     </a:xfrm>
                     <a:prstGeom prst="rect">
                       <a:avLst/>
@@ -3019,8 +3020,24 @@
           <w:sz w:val="14"/>
           <w:szCs w:val="14"/>
         </w:rPr>
-        <w:t xml:space="preserve">FIGURE 1.  TwinShield-Fusion. Each box carries the sub-section of Section IV that specifies it. The supervised branch (right) names attacks it recognises; the unsupervised branch (left) is fitted and calibrated on normal traffic alone, and is the path that responds to an attack carrying a label the model has never seen.</w:t>
-      </w:r>
+        <w:t xml:space="preserve">FIGURE 1.  TwinShield-Fusion. Raw CAN traffic is preprocessed once and read by two branches. The digital twin predicts the next payload of each arbitration identifier from normal traffic alone, and its prediction residual is standardised per identifier and per byte and thresholded at a calibrated false-positive rate (Sections IV-C and IV-F). The supervised classifier, a CNN-BiLSTM in this work, names the attacks it was trained on (Section IV-D). The residual anomaly gate combines the two scores, which is what lets an attack with no label of its own still raise an alarm (Section IV-G).</w:t>
+      </w:r>
+    </w:p>
+    <w:p>
+      <w:pPr>
+        <w:rPr>
+          <w:sz w:val="2"/>
+          <w:szCs w:val="2"/>
+        </w:rPr>
+        <w:sectPr>
+          <w:headerReference w:type="default" r:id="rId12"/>
+          <w:footerReference w:type="default" r:id="rId13"/>
+          <w:type w:val="continuous"/>
+          <w:pgSz w:w="11520" w:h="15660"/>
+          <w:pgMar w:top="1300" w:right="740" w:bottom="1040" w:left="740" w:header="360" w:footer="640" w:gutter="0"/>
+          <w:cols w:space="720"/>
+        </w:sectPr>
+      </w:pPr>
     </w:p>
     <w:p>
       <w:pPr>

--- a/paper/TwinShield-Fusion_IEEE_Access.docx
+++ b/paper/TwinShield-Fusion_IEEE_Access.docx
@@ -109,157 +109,112 @@
       <w:r>
         <w:rPr>
           <w:rFonts w:ascii="Helvetica Neue" w:eastAsia="Helvetica Neue" w:hAnsi="Helvetica Neue" w:cs="Helvetica Neue"/>
+          <w:color w:val="000000"/>
+          <w:sz w:val="20"/>
+          <w:szCs w:val="20"/>
+        </w:rPr>
+        <w:t xml:space="preserve">RAMYA NAKSHATHRA¹, AGILAN¹, and S. ANUBHA PEARLINE¹</w:t>
+      </w:r>
+    </w:p>
+    <w:p>
+      <w:pPr>
+        <w:pBdr>
+          <w:top w:val="nil"/>
+          <w:left w:val="nil"/>
+          <w:bottom w:val="nil"/>
+          <w:right w:val="nil"/>
+          <w:between w:val="nil"/>
+        </w:pBdr>
+        <w:spacing w:line="180" w:lineRule="auto"/>
+        <w:ind w:right="1600" w:firstLine="180"/>
+        <w:rPr>
+          <w:color w:val="000000"/>
+          <w:sz w:val="15"/>
+          <w:szCs w:val="15"/>
+        </w:rPr>
+      </w:pPr>
+      <w:r>
+        <w:rPr>
+          <w:color w:val="000000"/>
+          <w:sz w:val="15"/>
+          <w:szCs w:val="15"/>
+        </w:rPr>
+        <w:t xml:space="preserve">¹School of Computer Science and Engineering, Vellore Institute of Technology, Chennai 600127, India</w:t>
+      </w:r>
+    </w:p>
+    <w:p>
+      <w:pPr>
+        <w:pBdr>
+          <w:top w:val="nil"/>
+          <w:left w:val="nil"/>
+          <w:bottom w:val="nil"/>
+          <w:right w:val="nil"/>
+          <w:between w:val="nil"/>
+        </w:pBdr>
+        <w:spacing w:after="540" w:line="180" w:lineRule="auto"/>
+        <w:ind w:right="1600" w:firstLine="180"/>
+        <w:rPr>
+          <w:color w:val="000000"/>
+          <w:sz w:val="15"/>
+          <w:szCs w:val="15"/>
+        </w:rPr>
+      </w:pPr>
+      <w:r>
+        <w:rPr>
+          <w:color w:val="000000"/>
+          <w:sz w:val="15"/>
+          <w:szCs w:val="15"/>
+        </w:rPr>
+        <w:t xml:space="preserve">Corresponding author: S. Anubha Pearline (e-mail: [corresponding author e-mail]).</w:t>
+      </w:r>
+    </w:p>
+    <w:p>
+      <w:pPr>
+        <w:pBdr>
+          <w:top w:val="nil"/>
+          <w:left w:val="nil"/>
+          <w:bottom w:val="nil"/>
+          <w:right w:val="nil"/>
+          <w:between w:val="nil"/>
+        </w:pBdr>
+        <w:ind w:firstLine="202"/>
+        <w:jc w:val="both"/>
+        <w:rPr>
+          <w:color w:val="000000"/>
+          <w:sz w:val="16"/>
+          <w:szCs w:val="16"/>
+        </w:rPr>
+      </w:pPr>
+      <w:r>
+        <w:rPr>
+          <w:color w:val="000000"/>
+          <w:sz w:val="16"/>
+          <w:szCs w:val="16"/>
+        </w:rPr>
+        <w:t xml:space="preserve">This work was carried out as part of an undergraduate research project. The GEM-CAN dataset is distributed under CC-BY-NC-3.0 and was obtained from Zenodo (10.5281/zenodo.17834776). The CICIoV2024 dataset is distributed by the Canadian Institute for Cybersecurity, University of New Brunswick.</w:t>
+      </w:r>
+    </w:p>
+    <w:p>
+      <w:pPr>
+        <w:pBdr>
+          <w:top w:val="nil"/>
+          <w:left w:val="nil"/>
+          <w:bottom w:val="nil"/>
+          <w:right w:val="nil"/>
+          <w:between w:val="nil"/>
+        </w:pBdr>
+        <w:spacing w:after="340"/>
+        <w:ind w:right="1380"/>
+        <w:jc w:val="both"/>
+        <w:rPr>
           <w:b/>
           <w:bCs/>
           <w:color w:val="000000"/>
           <w:sz w:val="20"/>
           <w:szCs w:val="20"/>
         </w:rPr>
-        <w:t>FIRST A. AUTHOR¹, SECOND B. AUTHOR², and THIRD C. AUTHOR³</w:t>
-      </w:r>
-    </w:p>
-    <w:p>
-      <w:pPr>
-        <w:pBdr>
-          <w:top w:val="nil"/>
-          <w:left w:val="nil"/>
-          <w:bottom w:val="nil"/>
-          <w:right w:val="nil"/>
-          <w:between w:val="nil"/>
-        </w:pBdr>
-        <w:spacing w:line="180" w:lineRule="auto"/>
-        <w:ind w:right="1600" w:firstLine="180"/>
-        <w:rPr>
-          <w:color w:val="000000"/>
-          <w:sz w:val="15"/>
-          <w:szCs w:val="15"/>
-        </w:rPr>
-      </w:pPr>
-      <w:r>
-        <w:rPr>
-          <w:color w:val="000000"/>
-          <w:sz w:val="15"/>
-          <w:szCs w:val="15"/>
-        </w:rPr>
-        <w:t>¹Department of Computer Science and Engineering, [Institution], [City], [Country]</w:t>
-      </w:r>
-    </w:p>
-    <w:p>
-      <w:pPr>
-        <w:pBdr>
-          <w:top w:val="nil"/>
-          <w:left w:val="nil"/>
-          <w:bottom w:val="nil"/>
-          <w:right w:val="nil"/>
-          <w:between w:val="nil"/>
-        </w:pBdr>
-        <w:spacing w:line="180" w:lineRule="auto"/>
-        <w:ind w:right="1600" w:firstLine="180"/>
-        <w:rPr>
-          <w:color w:val="000000"/>
-          <w:sz w:val="15"/>
-          <w:szCs w:val="15"/>
-        </w:rPr>
-      </w:pPr>
-      <w:r>
-        <w:rPr>
-          <w:color w:val="000000"/>
-          <w:sz w:val="15"/>
-          <w:szCs w:val="15"/>
-        </w:rPr>
-        <w:t>²Department of Computer Science and Engineering, [Institution], [City], [Country]</w:t>
-      </w:r>
-    </w:p>
-    <w:p>
-      <w:pPr>
-        <w:pBdr>
-          <w:top w:val="nil"/>
-          <w:left w:val="nil"/>
-          <w:bottom w:val="nil"/>
-          <w:right w:val="nil"/>
-          <w:between w:val="nil"/>
-        </w:pBdr>
-        <w:spacing w:after="540" w:line="180" w:lineRule="auto"/>
-        <w:ind w:right="1600" w:firstLine="180"/>
-        <w:rPr>
-          <w:color w:val="000000"/>
-          <w:sz w:val="15"/>
-          <w:szCs w:val="15"/>
-        </w:rPr>
-      </w:pPr>
-      <w:r>
-        <w:rPr>
-          <w:color w:val="000000"/>
-          <w:sz w:val="15"/>
-          <w:szCs w:val="15"/>
-        </w:rPr>
-        <w:t>³Department of Computer Science and Engineering, [Institution], [City], [Country]</w:t>
-      </w:r>
-    </w:p>
-    <w:p>
-      <w:pPr>
-        <w:pBdr>
-          <w:top w:val="nil"/>
-          <w:left w:val="nil"/>
-          <w:bottom w:val="nil"/>
-          <w:right w:val="nil"/>
-          <w:between w:val="nil"/>
-        </w:pBdr>
-        <w:spacing w:after="540" w:line="180" w:lineRule="auto"/>
-        <w:ind w:right="1600" w:firstLine="180"/>
-        <w:rPr>
-          <w:color w:val="000000"/>
-          <w:sz w:val="15"/>
-          <w:szCs w:val="15"/>
-        </w:rPr>
-      </w:pPr>
-      <w:r>
-        <w:rPr>
-          <w:color w:val="000000"/>
-          <w:sz w:val="15"/>
-          <w:szCs w:val="15"/>
-        </w:rPr>
-        <w:t>Corresponding author: First A. Author (e-mail: author@institution.edu).</w:t>
-      </w:r>
-    </w:p>
-    <w:p>
-      <w:pPr>
-        <w:pBdr>
-          <w:top w:val="nil"/>
-          <w:left w:val="nil"/>
-          <w:bottom w:val="nil"/>
-          <w:right w:val="nil"/>
-          <w:between w:val="nil"/>
-        </w:pBdr>
-        <w:ind w:firstLine="202"/>
-        <w:jc w:val="both"/>
-        <w:rPr>
-          <w:color w:val="000000"/>
-          <w:sz w:val="16"/>
-          <w:szCs w:val="16"/>
-        </w:rPr>
-      </w:pPr>
-      <w:r>
-        <w:rPr>
-          <w:color w:val="000000"/>
-          <w:sz w:val="16"/>
-          <w:szCs w:val="16"/>
-        </w:rPr>
-        <w:t xml:space="preserve">This work was carried out as part of an undergraduate research project. The GEM-CAN dataset is distributed under CC-BY-NC-3.0 and was obtained from Zenodo (10.5281/zenodo.17834776). The CICIoV2024 dataset is distributed by the Canadian Institute for Cybersecurity, University of New Brunswick.</w:t>
-      </w:r>
-    </w:p>
-    <w:p>
-      <w:pPr>
-        <w:pBdr>
-          <w:top w:val="nil"/>
-          <w:left w:val="nil"/>
-          <w:bottom w:val="nil"/>
-          <w:right w:val="nil"/>
-          <w:between w:val="nil"/>
-        </w:pBdr>
-        <w:spacing w:after="340"/>
-        <w:ind w:right="1380"/>
-        <w:jc w:val="both"/>
+      </w:pPr>
+      <w:r>
         <w:rPr>
           <w:b/>
           <w:bCs/>
@@ -267,15 +222,6 @@
           <w:sz w:val="20"/>
           <w:szCs w:val="20"/>
         </w:rPr>
-      </w:pPr>
-      <w:r>
-        <w:rPr>
-          <w:b/>
-          <w:bCs/>
-          <w:color w:val="000000"/>
-          <w:sz w:val="20"/>
-          <w:szCs w:val="20"/>
-        </w:rPr>
         <w:t xml:space="preserve">ABSTRACT </w:t>
       </w:r>
       <w:r>
@@ -284,7 +230,7 @@
           <w:sz w:val="20"/>
           <w:szCs w:val="20"/>
         </w:rPr>
-        <w:t xml:space="preserve">An electric vehicle is a cyber-physical system: the commands that brake it, steer it and drive it are software messages on a Controller Area Network (CAN) bus that carries no sender identity and no authentication. An adversary who reaches that bus, through the diagnostic port, a compromised telematics unit or an aftermarket dongle, can forge any of those commands, and the vehicle obeys them. The protocol cannot be repaired without replacing every electronic control unit on the vehicle, so intrusion detection is the only defence deployable on vehicles already on the road. Published CAN detectors report accuracies above 99%, but they are trained and tested against a fixed catalogue of attacks: an attack outside that catalogue has no output class to fall into, so the detector reports it as normal traffic. This paper presents TwinShield-Fusion, which pairs a supervised CNN-BiLSTM classifier with a gated recurrent unit digital twin fitted on attack-free traffic alone. The twin predicts the next payload of each arbitration identifier, and the standardised per-identifier, per-byte prediction residual is thresholded at a calibrated false-positive rate, so the detector measures deviation from normal vehicle behaviour rather than similarity to a known attack. We evaluate on two real captures: GEM-CAN, 143,444 frames from a Polaris GEM e6 electric vehicle, and CICIoV2024, a capture from a 2019 Ford. With one attack class quarantined from every training stage on GEM-CAN, the three supervised baselines detect 0.84%, 0.00% and 25.21% of it while TwinShield-Fusion detects 100.00% at a 2.26% false-positive rate. On CICIoV2024 the same protocol, run once for each attack class, detects 100.00% of every quarantined class at a 0.37% false-positive rate, where the best supervised baseline reaches 35.71%. The boundary of the method is measured rather than assumed: the residual gate detects attacks that place implausible values on the bus, and does not detect attacks whose forged values lie inside the range the twin already accepts.</w:t>
+        <w:t xml:space="preserve">An electric vehicle is a cyber-physical system: the commands that brake it, steer it and drive it are software messages on a Controller Area Network (CAN) bus that carries no sender identity and no authentication. An adversary who reaches that bus, through the diagnostic port, a compromised telematics unit or an aftermarket dongle, can forge any of those commands, and the vehicle obeys them. The protocol cannot be repaired without replacing every electronic control unit on the vehicle, so intrusion detection is the only defence deployable on vehicles already on the road. Published CAN detectors report accuracies above 99%, but they are trained and tested against a fixed catalogue of attacks: an attack outside that catalogue has no output class to fall into, so the detector reports it as normal traffic. This paper presents TwinShield-Fusion, which pairs a supervised CNN-BiLSTM classifier with a gated recurrent unit digital twin fitted on attack-free traffic alone. The twin predicts the next payload of each arbitration identifier, and the standardised per-identifier, per-byte prediction residual is thresholded at a calibrated false-positive rate, so the detector measures deviation from normal vehicle behaviour rather than similarity to a known attack. We evaluate on two real captures: GEM-CAN, 143,444 frames from a Polaris GEM e6 electric vehicle, and CICIoV2024, a capture from a 2019 Ford. With one attack class quarantined from every training stage on GEM-CAN, the three supervised baselines detect 0.84%, 0.00% and 25.21% of that class while TwinShield-Fusion detects 100.00% of it at a 2.26% false-positive rate. On CICIoV2024 the same protocol, applied once to each of three attack classes, detects 100.00% of each at a 0.37% false-positive rate. Every one of these figures is specific to the class named as quarantined in that run; none of them is a claim of universal zero-day detection. The boundary is measured rather than assumed, and we report it: on the same GEM-CAN capture the gate detects none of the steering-tampering class, whose forged payloads lie inside the range the twin already accepts, and on SynCAN, a synthetic benchmark composed entirely of attacks of that kind, it detects at most 7.07%. We further show that both public captures are far more redundant than their size suggests, CICIoV2024 containing only 3,588 distinct identifier-payload tuples across 1.4 million frames, so frame-level scores on them measure the benchmark as much as the detector.</w:t>
       </w:r>
     </w:p>
     <w:p>
@@ -816,7 +762,7 @@
           <w:sz w:val="20"/>
           <w:szCs w:val="20"/>
         </w:rPr>
-        <w:t xml:space="preserve">1) TwinShield-Fusion, a detector that combines a supervised CNN-BiLSTM classifier with a GRU digital twin of normal CAN behaviour, in which the standardised per-identifier, per-byte prediction residual is read through two views, a per-frame view and a per-ECU-stream view, and thresholded at a false-positive rate calibrated on normal traffic alone.</w:t>
+        <w:t xml:space="preserve">1) TwinShield-Fusion, a detector that combines a supervised CNN-BiLSTM classifier with a GRU digital twin of normal CAN behaviour. The standardised per-identifier, per-byte prediction residual is read through two views, a per-frame view and a per-ECU-stream view, and thresholded at a false-positive rate calibrated on normal traffic alone. The residual gate is the component we claim; the attention-weighted multi-ECU fusion is retained from the backbone and we show in Section V-G that it contributes no measurable gain in these experiments.</w:t>
       </w:r>
     </w:p>
     <w:p>
@@ -941,7 +887,32 @@
           <w:sz w:val="20"/>
           <w:szCs w:val="20"/>
         </w:rPr>
-        <w:t xml:space="preserve">6) The false-alarm cost of the second channel, expressed both as a rate and as alarms per unit time on a bus of a given frame rate, so that the operating point can be judged against a triage budget rather than against a table.</w:t>
+        <w:t xml:space="preserve">6) The false-alarm cost of the second channel, expressed as a rate, as alarms per unit time on a bus of a given frame rate, and as a detection-against-false-alarm curve over the whole threshold range, so that the operating point can be judged against a triage budget rather than against a single table entry.</w:t>
+      </w:r>
+    </w:p>
+    <w:p>
+      <w:pPr>
+        <w:pBdr>
+          <w:top w:val="nil"/>
+          <w:left w:val="nil"/>
+          <w:bottom w:val="nil"/>
+          <w:right w:val="nil"/>
+          <w:between w:val="nil"/>
+        </w:pBdr>
+        <w:jc w:val="both"/>
+        <w:rPr>
+          <w:color w:val="000000"/>
+          <w:sz w:val="20"/>
+          <w:szCs w:val="20"/>
+        </w:rPr>
+      </w:pPr>
+      <w:r>
+        <w:rPr>
+          <w:color w:val="000000"/>
+          <w:sz w:val="20"/>
+          <w:szCs w:val="20"/>
+        </w:rPr>
+        <w:t xml:space="preserve">7) A redundancy and leakage audit of both public captures, which finds that 87.4% of GEM-CAN frames and 99.9% of CICIoV2024 frames are byte-identical to another frame, and that the whole CICIoV2024 release contains 3,588 distinct identifier-payload tuples in 1.4 million frames. Frame-level scores on these benchmarks have to be read in that light, including ours.</w:t>
       </w:r>
     </w:p>
     <w:p>
@@ -4468,6 +4439,81 @@
           <w:szCs w:val="20"/>
         </w:rPr>
         <w:t xml:space="preserve">Across both captures the attacks fall into two categories, and the distinction is more useful than the dataset-specific names. A volumetric attack injects frames at high rate, usually on an identifier that is either illegitimate or rarely used, and changes the statistics of the bus as a whole. A tampering or spoofing attack writes forged payloads onto an identifier that carries real traffic, at a rate low enough to leave the bus statistics intact, and changes only what the receiving ECU is told. Volumetric attacks are easy for any detector, including a lookup table. Spoofing attacks are the ones that require a model of what the payload should have been, and they are the attacks against which this paper measures itself.</w:t>
+      </w:r>
+    </w:p>
+    <w:p>
+      <w:pPr>
+        <w:pBdr>
+          <w:top w:val="nil"/>
+          <w:left w:val="nil"/>
+          <w:bottom w:val="nil"/>
+          <w:right w:val="nil"/>
+          <w:between w:val="nil"/>
+        </w:pBdr>
+        <w:jc w:val="both"/>
+        <w:rPr>
+          <w:color w:val="000000"/>
+          <w:sz w:val="20"/>
+          <w:szCs w:val="20"/>
+        </w:rPr>
+      </w:pPr>
+      <w:r>
+        <w:rPr>
+          <w:color w:val="000000"/>
+          <w:sz w:val="20"/>
+          <w:szCs w:val="20"/>
+        </w:rPr>
+        <w:t xml:space="preserve">A third benchmark is used in a supporting role and is named here so that the evaluation is not overstated. SynCAN [17], released with CANet, is synthetic rather than a vehicle capture: it provides signal values rather than payload bytes, and its attack types hold a signal at a constant valid value, drift it slowly, replay it or suppress it. It is used in Section V-C only, to test the operating condition of the residual gate against a family of attacks that the two real captures do not contain. Results from it are reported as results from a synthetic benchmark, never alongside the real-vehicle figures.</w:t>
+      </w:r>
+    </w:p>
+    <w:p>
+      <w:pPr>
+        <w:pBdr>
+          <w:top w:val="nil"/>
+          <w:left w:val="nil"/>
+          <w:bottom w:val="nil"/>
+          <w:right w:val="nil"/>
+          <w:between w:val="nil"/>
+        </w:pBdr>
+        <w:jc w:val="both"/>
+        <w:rPr>
+          <w:color w:val="000000"/>
+          <w:sz w:val="20"/>
+          <w:szCs w:val="20"/>
+        </w:rPr>
+      </w:pPr>
+      <w:r>
+        <w:rPr>
+          <w:color w:val="000000"/>
+          <w:sz w:val="20"/>
+          <w:szCs w:val="20"/>
+        </w:rPr>
+        <w:t xml:space="preserve">One property of both real captures bears directly on how their scores should be read. CAN traffic is highly repetitive by design, and these releases are more repetitive than their frame counts suggest. On GEM-CAN, 87.4% of frames are byte-identical to at least one other frame and 80.6% of test frames have an exact counterpart in the training split. On CICIoV2024 the effect is far stronger: the entire published release of 1,408,219 frames contains only 3,588 distinct identifier-and-payload tuples, and in the converted capture used here 99.9% of frames are duplicates of another frame with 99.8% of test frames having an exact counterpart in training. The attack classes are the most degenerate part of it, with 19,977 steering-spoofing frames drawn from three distinct tuples and 9,991 gas-spoofing frames from two.</w:t>
+      </w:r>
+    </w:p>
+    <w:p>
+      <w:pPr>
+        <w:pBdr>
+          <w:top w:val="nil"/>
+          <w:left w:val="nil"/>
+          <w:bottom w:val="nil"/>
+          <w:right w:val="nil"/>
+          <w:between w:val="nil"/>
+        </w:pBdr>
+        <w:jc w:val="both"/>
+        <w:rPr>
+          <w:color w:val="000000"/>
+          <w:sz w:val="20"/>
+          <w:szCs w:val="20"/>
+        </w:rPr>
+      </w:pPr>
+      <w:r>
+        <w:rPr>
+          <w:color w:val="000000"/>
+          <w:sz w:val="20"/>
+          <w:szCs w:val="20"/>
+        </w:rPr>
+        <w:t xml:space="preserve">The consequence is stated plainly because it applies to our own results as much as to anyone else's. A frame-level classifier on CICIoV2024 is close to a lookup over a few thousand tuples, so near-perfect frame-level scores on that capture are weak evidence of detection capability. We therefore treat GEM-CAN, which is less degenerate and which contains tampering attacks on identifiers that also carry legitimate traffic, as the load-bearing evaluation, and report CICIoV2024 as corroboration whose benchmark limitations are visible rather than hidden.</w:t>
       </w:r>
     </w:p>
     <w:p>
@@ -5422,6 +5468,31 @@
           <w:sz w:val="20"/>
           <w:szCs w:val="20"/>
         </w:rPr>
+        <w:t xml:space="preserve">The attention-weighted fusion is described here for completeness because it is part of the implementation, but it is not claimed as a source of the results. The ablation of Section V-G measures its contribution directly and finds it to be nil in both input variants, 0.9979 to 0.9979 with the identifier and 0.9979 to 0.9979 without it, and the decomposition of Section V-A shows that it contributes none of the quarantined-class detection either. The component this paper claims is the residual gate of Section III-D; readers reproducing the method should expect the residual, not the attention layer, to carry the result.</w:t>
+      </w:r>
+    </w:p>
+    <w:p>
+      <w:pPr>
+        <w:pBdr>
+          <w:top w:val="nil"/>
+          <w:left w:val="nil"/>
+          <w:bottom w:val="nil"/>
+          <w:right w:val="nil"/>
+          <w:between w:val="nil"/>
+        </w:pBdr>
+        <w:jc w:val="both"/>
+        <w:rPr>
+          <w:color w:val="000000"/>
+          <w:sz w:val="20"/>
+          <w:szCs w:val="20"/>
+        </w:rPr>
+      </w:pPr>
+      <w:r>
+        <w:rPr>
+          <w:color w:val="000000"/>
+          <w:sz w:val="20"/>
+          <w:szCs w:val="20"/>
+        </w:rPr>
         <w:t xml:space="preserve">The two branches are joined by disjunction. A frame raises an alarm if the supervised head assigns it any class other than Normal, or if the gate fires. The disjunction is deliberate: the classifier is precise on what it knows and blind to the rest, the gate is broad and noisier, and a detector that must not miss an unknown attack should take the union rather than the intersection. The cost of that choice is quantified in Section VI-F.</w:t>
       </w:r>
     </w:p>
@@ -5593,7 +5664,7 @@
           <w:sz w:val="20"/>
           <w:szCs w:val="20"/>
         </w:rPr>
-        <w:t xml:space="preserve">All models are implemented in PyTorch and trained and evaluated on CPU with a fixed random seed of 42. No GPU is used at any stage, which is deliberate: the runtime figures in Section VI-I are then measured on hardware comparable to what a vehicle or a workshop diagnostic tool could plausibly carry, rather than on an accelerator that no production ECU contains.</w:t>
+        <w:t xml:space="preserve">All models are implemented in PyTorch and trained and evaluated on CPU. The main results use a fixed random seed of 42, and the leave-one-attack-out experiment on CICIoV2024 is additionally repeated with seeds 1, 2 and 3 so that the figures in Section V-B carry an uncertainty rather than resting on one draw. No GPU is used at any stage, which is deliberate: the runtime figures in Section VI-I are then measured on hardware comparable to what a vehicle or a workshop diagnostic tool could plausibly carry, rather than on an accelerator that no production ECU contains.</w:t>
       </w:r>
     </w:p>
     <w:p>
@@ -8994,6 +9065,106 @@
           <w:right w:val="nil"/>
           <w:between w:val="nil"/>
         </w:pBdr>
+        <w:jc w:val="both"/>
+        <w:rPr>
+          <w:color w:val="000000"/>
+          <w:sz w:val="20"/>
+          <w:szCs w:val="20"/>
+        </w:rPr>
+      </w:pPr>
+      <w:r>
+        <w:rPr>
+          <w:color w:val="000000"/>
+          <w:sz w:val="20"/>
+          <w:szCs w:val="20"/>
+        </w:rPr>
+        <w:t xml:space="preserve">Two qualifications belong with that table. The first is that the separation is complete over the whole threshold range, not only at the operating point: the area under the detection-against-false-alarm curve is 1.000 for all three classes, and 100% detection is still reached at the smallest false-alarm rate the sweep resolves. Fig. 6 plots it. That is a strong result, and it is also a warning sign.</w:t>
+      </w:r>
+    </w:p>
+    <w:p>
+      <w:pPr>
+        <w:pBdr>
+          <w:top w:val="nil"/>
+          <w:left w:val="nil"/>
+          <w:bottom w:val="nil"/>
+          <w:right w:val="nil"/>
+          <w:between w:val="nil"/>
+        </w:pBdr>
+        <w:jc w:val="both"/>
+        <w:rPr>
+          <w:color w:val="000000"/>
+          <w:sz w:val="20"/>
+          <w:szCs w:val="20"/>
+        </w:rPr>
+      </w:pPr>
+      <w:r>
+        <w:rPr>
+          <w:color w:val="000000"/>
+          <w:sz w:val="20"/>
+          <w:szCs w:val="20"/>
+        </w:rPr>
+        <w:t xml:space="preserve">The second is the redundancy documented in Section II-C. CICIoV2024 contains 3,588 distinct identifier-and-payload tuples in 1,408,219 frames, its attack classes are drawn from as few as two or three distinct tuples, and no attack identifier appears anywhere in the benign capture. A detector facing that capture is close to facing a lookup problem, and a perfect score on it should be read accordingly. We report these numbers because they are the honest context for the table above: the CICIoV2024 result confirms that the method transfers to a second vehicle and a second attack family, and it does not, on its own, establish detection capability at the level the raw figures suggest. The GEM-CAN experiment, where the tampering attacks ride on identifiers that also carry legitimate traffic, is the harder and more informative of the two.</w:t>
+      </w:r>
+    </w:p>
+    <w:p>
+      <w:pPr>
+        <w:pBdr>
+          <w:top w:val="nil"/>
+          <w:left w:val="nil"/>
+          <w:bottom w:val="nil"/>
+          <w:right w:val="nil"/>
+          <w:between w:val="nil"/>
+        </w:pBdr>
+        <w:jc w:val="both"/>
+        <w:rPr>
+          <w:color w:val="000000"/>
+          <w:sz w:val="20"/>
+          <w:szCs w:val="20"/>
+        </w:rPr>
+      </w:pPr>
+      <w:r>
+        <w:rPr>
+          <w:color w:val="000000"/>
+          <w:sz w:val="20"/>
+          <w:szCs w:val="20"/>
+        </w:rPr>
+        <w:t xml:space="preserve">To put an uncertainty on those figures rather than relying on a single seeded run, the steering-spoofing quarantine was repeated with four random seeds. Detection is perfectly stable: 100.00% on every seed, with a standard deviation of zero, as are the known-class macro-F1 of 1.0000 and the area under the curve of 1.000. The false-alarm rate is not stable. Across the four seeds it takes the values 0.37%, 0.35%, 0.55% and 0.02%, a mean of 0.32% with a standard deviation of 0.22, so the operating point moves by more than an order of magnitude while the detection rate does not move at all.</w:t>
+      </w:r>
+    </w:p>
+    <w:p>
+      <w:pPr>
+        <w:pBdr>
+          <w:top w:val="nil"/>
+          <w:left w:val="nil"/>
+          <w:bottom w:val="nil"/>
+          <w:right w:val="nil"/>
+          <w:between w:val="nil"/>
+        </w:pBdr>
+        <w:jc w:val="both"/>
+        <w:rPr>
+          <w:color w:val="000000"/>
+          <w:sz w:val="20"/>
+          <w:szCs w:val="20"/>
+        </w:rPr>
+      </w:pPr>
+      <w:r>
+        <w:rPr>
+          <w:color w:val="000000"/>
+          <w:sz w:val="20"/>
+          <w:szCs w:val="20"/>
+        </w:rPr>
+        <w:t xml:space="preserve">That asymmetry is informative and we report it rather than quoting the best seed. It follows from how the threshold is set: the gate’s quantile is read from whichever normal validation frames the split assigns, and on a capture whose payload vocabulary is as small as this one a different draw of validation blocks shifts the tail of the normal score distribution appreciably. The detection rate is insensitive to that shift because, as Fig. 6 shows, the attack and normal score distributions do not overlap at all here. On a harder capture the same sensitivity would move the detection rate as well, which is the reason the false-alarm figures in this paper should be read as an operating region rather than as a single number.</w:t>
+      </w:r>
+    </w:p>
+    <w:p>
+      <w:pPr>
+        <w:pBdr>
+          <w:top w:val="nil"/>
+          <w:left w:val="nil"/>
+          <w:bottom w:val="nil"/>
+          <w:right w:val="nil"/>
+          <w:between w:val="nil"/>
+        </w:pBdr>
         <w:spacing w:before="260"/>
         <w:rPr>
           <w:rFonts w:ascii="Helvetica Neue" w:eastAsia="Helvetica Neue" w:hAnsi="Helvetica Neue" w:cs="Helvetica Neue"/>
@@ -10225,6 +10396,31 @@
           <w:sz w:val="20"/>
           <w:szCs w:val="20"/>
         </w:rPr>
+        <w:t xml:space="preserve">Fig. 6 shows the whole trade-off rather than the single point. On CICIoV2024 the curve is effectively a step: detection reaches 100% at a false-alarm rate below the sweep resolution and stays there, with an area under the curve of 1.000 for all three quarantined classes, so the operating point reported in Table VIII is conservative and could be lowered by an order of magnitude at no cost in detection. The GEM-CAN run available to us recorded the operating point only and not the full sweep, so the corresponding curve for that capture is left for future work rather than estimated here.</w:t>
+      </w:r>
+    </w:p>
+    <w:p>
+      <w:pPr>
+        <w:pBdr>
+          <w:top w:val="nil"/>
+          <w:left w:val="nil"/>
+          <w:bottom w:val="nil"/>
+          <w:right w:val="nil"/>
+          <w:between w:val="nil"/>
+        </w:pBdr>
+        <w:jc w:val="both"/>
+        <w:rPr>
+          <w:color w:val="000000"/>
+          <w:sz w:val="20"/>
+          <w:szCs w:val="20"/>
+        </w:rPr>
+      </w:pPr>
+      <w:r>
+        <w:rPr>
+          <w:color w:val="000000"/>
+          <w:sz w:val="20"/>
+          <w:szCs w:val="20"/>
+        </w:rPr>
         <w:t xml:space="preserve">The operationally meaningful unit is alarms per unit time. At 2.26%, a bus carrying f frames per second produces 0.0226f alarms per second. At any frame rate a production powertrain bus sustains, that is more alarms than an operator or a downstream controller could triage. We therefore present the gate at this operating point as a research instrument rather than a deployable alarm. The threshold is the knob available, and a deployment moves down the detection-cost curve by lowering the target false-positive rate; what the tolerable rate is depends on a per-vehicle frame rate and a per-fleet triage budget that these captures do not supply.</w:t>
       </w:r>
     </w:p>
@@ -10251,6 +10447,96 @@
           <w:szCs w:val="20"/>
         </w:rPr>
         <w:t xml:space="preserve">The false negatives are concentrated and explicable rather than scattered. On GEM-CAN every missed frame of the quarantined class is zero, because the gate detects all 119; the systematic false negative is steering tampering, which the gate misses entirely for the reason given in Section VI-E. On CICIoV2024 there are no false negatives at all: every frame of every quarantined class raises an alarm, and the false-alarm rate falls to 0.37%.</w:t>
+      </w:r>
+    </w:p>
+    <w:p>
+      <w:pPr>
+        <w:keepNext/>
+        <w:pBdr>
+          <w:top w:val="nil"/>
+          <w:left w:val="nil"/>
+          <w:bottom w:val="nil"/>
+          <w:right w:val="nil"/>
+          <w:between w:val="nil"/>
+        </w:pBdr>
+        <w:jc w:val="both"/>
+        <w:rPr>
+          <w:color w:val="000000"/>
+          <w:sz w:val="16"/>
+          <w:szCs w:val="16"/>
+        </w:rPr>
+      </w:pPr>
+      <w:r>
+        <w:rPr>
+          <w:noProof/>
+          <w:color w:val="000000"/>
+          <w:sz w:val="16"/>
+          <w:szCs w:val="16"/>
+        </w:rPr>
+        <w:drawing>
+          <wp:inline distT="0" distB="0" distL="0" distR="0" wp14:anchorId="2EC315E8" wp14:editId="0D2C39CE">
+            <wp:extent cx="2926080" cy="2288925"/>
+            <wp:effectExtent l="0" t="0" r="0" b="0"/>
+            <wp:docPr id="4" name="image4.png"/>
+            <wp:cNvGraphicFramePr/>
+            <a:graphic xmlns:a="http://schemas.openxmlformats.org/drawingml/2006/main">
+              <a:graphicData uri="http://schemas.openxmlformats.org/drawingml/2006/picture">
+                <pic:pic xmlns:pic="http://schemas.openxmlformats.org/drawingml/2006/picture">
+                  <pic:nvPicPr>
+                    <pic:cNvPr id="0" name="image4.png"/>
+                    <pic:cNvPicPr preferRelativeResize="0"/>
+                  </pic:nvPicPr>
+                  <pic:blipFill>
+                    <a:blip r:embed="rId18"/>
+                    <a:srcRect/>
+                    <a:stretch>
+                      <a:fillRect/>
+                    </a:stretch>
+                  </pic:blipFill>
+                  <pic:spPr>
+                    <a:xfrm>
+                      <a:off x="0" y="0"/>
+                      <a:ext cx="2926080" cy="2288925"/>
+                    </a:xfrm>
+                    <a:prstGeom prst="rect">
+                      <a:avLst/>
+                    </a:prstGeom>
+                    <a:ln/>
+                  </pic:spPr>
+                </pic:pic>
+              </a:graphicData>
+            </a:graphic>
+          </wp:inline>
+        </w:drawing>
+      </w:r>
+    </w:p>
+    <w:p>
+      <w:pPr>
+        <w:pBdr>
+          <w:top w:val="nil"/>
+          <w:left w:val="nil"/>
+          <w:bottom w:val="nil"/>
+          <w:right w:val="nil"/>
+          <w:between w:val="nil"/>
+        </w:pBdr>
+        <w:spacing w:before="140"/>
+        <w:rPr>
+          <w:rFonts w:ascii="Helvetica Neue" w:eastAsia="Helvetica Neue" w:hAnsi="Helvetica Neue" w:cs="Helvetica Neue"/>
+          <w:b/>
+          <w:bCs/>
+          <w:color w:val="000000"/>
+          <w:sz w:val="14"/>
+          <w:szCs w:val="14"/>
+        </w:rPr>
+      </w:pPr>
+      <w:r>
+        <w:rPr>
+          <w:rFonts w:ascii="Helvetica Neue" w:eastAsia="Helvetica Neue" w:hAnsi="Helvetica Neue" w:cs="Helvetica Neue"/>
+          <w:color w:val="000000"/>
+          <w:sz w:val="14"/>
+          <w:szCs w:val="14"/>
+        </w:rPr>
+        <w:t xml:space="preserve">FIGURE 6.  Detection of the quarantined class against false alarms on normal traffic, as the gate threshold is swept, on CICIoV2024. The three curves coincide and are drawn with different dash patterns for that reason; the area under each is 1.000. The circle marks the operating point reported in Table VIII, which is conservative: detection is already complete at a far smaller false-alarm rate.</w:t>
       </w:r>
     </w:p>
     <w:p>
@@ -10911,32 +11197,57 @@
           <w:sz w:val="20"/>
           <w:szCs w:val="20"/>
         </w:rPr>
-        <w:t xml:space="preserve">The evaluation has four limits of its own. The block-wise split leaves adjacent blocks temporally correlated, and 87.4% of GEM-CAN frames are byte-identical to another frame, with 80.6% of test frames having an exact twin in training; both inflate frame-level metrics equally for all models, so the leave-one-attack-out comparison is unaffected, but both should temper any reading of the absolute closed-set figures. All figures come from a single seeded run: the 74-point gap that carries the argument is far larger than any plausible seed variance, while the differences of a few thousandths in Tables IV and V are not, and we claim no ordering among the four architectures. The baseline set contains three supervised architectures and does not include the unsupervised comparisons a reader might reasonably expect: a plain autoencoder, a one-class model, an explicit open-set scoring rule, or a per-identifier range check, which is the simplest thing that could detect brake tampering on this capture. And validation covers two real captures plus one synthetic benchmark; Car-Hacking, OTIDS and ROAD remain untested and would each require the same conversion and the same four-stage quarantine before they could be reported.</w:t>
-      </w:r>
-    </w:p>
-    <w:p>
-      <w:pPr>
-        <w:pBdr>
-          <w:top w:val="nil"/>
-          <w:left w:val="nil"/>
-          <w:bottom w:val="nil"/>
-          <w:right w:val="nil"/>
-          <w:between w:val="nil"/>
-        </w:pBdr>
-        <w:jc w:val="both"/>
-        <w:rPr>
-          <w:color w:val="000000"/>
-          <w:sz w:val="20"/>
-          <w:szCs w:val="20"/>
-        </w:rPr>
-      </w:pPr>
-      <w:r>
-        <w:rPr>
-          <w:color w:val="000000"/>
-          <w:sz w:val="20"/>
-          <w:szCs w:val="20"/>
-        </w:rPr>
-        <w:t xml:space="preserve">One threat to validity is specific to CICIoV2024 and is restated here so that it cannot be overlooked: the release carries no timestamp, so the inter-arrival feature is synthesised and constant on that dataset. Any conclusion that depends on timing is therefore not supported by the CICIoV2024 results, and the comparison in Section VI-C is read as a comparison of payload-based detection only.</w:t>
+        <w:t xml:space="preserve">The evaluation has four limits of its own. The block-wise split leaves adjacent blocks temporally correlated, and 87.4% of GEM-CAN frames are byte-identical to another frame, with 80.6% of test frames having an exact twin in training; both inflate frame-level metrics equally for all models, so the leave-one-attack-out comparison is unaffected, but both should temper any reading of the absolute closed-set figures. All figures come from a single seeded run: the 74-point gap that carries the argument is far larger than any plausible seed variance, while the differences of a few thousandths in Tables IV and V are not, and we claim no ordering among the four architectures. The CICIoV2024 quarantine was repeated over four seeds, which bounds that concern there but not on GEM-CAN, where a repeat would require access to the raw capture. The baseline set contains three supervised architectures and does not include the unsupervised comparisons a reader might reasonably expect: a plain autoencoder, a one-class model, an explicit open-set scoring rule, or a per-identifier range check, which is the simplest thing that could detect brake tampering on this capture. And validation covers two real captures plus one synthetic benchmark; Car-Hacking, OTIDS and ROAD remain untested and would each require the same conversion and the same four-stage quarantine before they could be reported.</w:t>
+      </w:r>
+    </w:p>
+    <w:p>
+      <w:pPr>
+        <w:pBdr>
+          <w:top w:val="nil"/>
+          <w:left w:val="nil"/>
+          <w:bottom w:val="nil"/>
+          <w:right w:val="nil"/>
+          <w:between w:val="nil"/>
+        </w:pBdr>
+        <w:jc w:val="both"/>
+        <w:rPr>
+          <w:color w:val="000000"/>
+          <w:sz w:val="20"/>
+          <w:szCs w:val="20"/>
+        </w:rPr>
+      </w:pPr>
+      <w:r>
+        <w:rPr>
+          <w:color w:val="000000"/>
+          <w:sz w:val="20"/>
+          <w:szCs w:val="20"/>
+        </w:rPr>
+        <w:t xml:space="preserve">The most serious threat to validity is the redundancy of the benchmarks themselves, quantified in Section II-C. When 99.9% of a capture’s frames are byte-identical to another frame and the whole release holds 3,588 distinct identifier-payload tuples, a frame-level score close to 1.000 is substantially a measurement of the benchmark. This affects every detector evaluated on these captures, ours included, and it is the reason we lead with the leave-one-attack-out alarm rate rather than with closed-set accuracy, and the reason we treat GEM-CAN rather than CICIoV2024 as the load-bearing evaluation. A capture with per-frame labels, recorded timestamps and substantially more distinct payloads would be needed to resolve detection capability beyond the level these benchmarks can support.</w:t>
+      </w:r>
+    </w:p>
+    <w:p>
+      <w:pPr>
+        <w:pBdr>
+          <w:top w:val="nil"/>
+          <w:left w:val="nil"/>
+          <w:bottom w:val="nil"/>
+          <w:right w:val="nil"/>
+          <w:between w:val="nil"/>
+        </w:pBdr>
+        <w:jc w:val="both"/>
+        <w:rPr>
+          <w:color w:val="000000"/>
+          <w:sz w:val="20"/>
+          <w:szCs w:val="20"/>
+        </w:rPr>
+      </w:pPr>
+      <w:r>
+        <w:rPr>
+          <w:color w:val="000000"/>
+          <w:sz w:val="20"/>
+          <w:szCs w:val="20"/>
+        </w:rPr>
+        <w:t xml:space="preserve">A further threat is specific to CICIoV2024 and is restated here so that it cannot be overlooked: the release carries no timestamp, so the inter-arrival feature is synthesised and constant on that dataset. Any conclusion that depends on timing is therefore not supported by the CICIoV2024 results, and the comparison in Section VI-C is read as a comparison of payload-based detection only.</w:t>
       </w:r>
     </w:p>
     <w:p>
@@ -11797,57 +12108,37 @@
       </w:pPr>
       <w:r>
         <w:rPr>
-          <w:b/>
-          <w:bCs/>
           <w:color w:val="000000"/>
           <w:sz w:val="16"/>
           <w:szCs w:val="16"/>
         </w:rPr>
-        <w:t xml:space="preserve">FIRST A. AUTHOR </w:t>
-      </w:r>
-      <w:r>
+        <w:t xml:space="preserve">RAMYA NAKSHATHRA is currently pursuing the B.Tech. degree in computer science and engineering with the School of Computer Science and Engineering, Vellore Institute of Technology, Chennai, India. Her research interests include automotive cybersecurity, intrusion detection and deep learning for time-series data.</w:t>
+      </w:r>
+    </w:p>
+    <w:p>
+      <w:pPr>
+        <w:pBdr>
+          <w:top w:val="nil"/>
+          <w:left w:val="nil"/>
+          <w:bottom w:val="nil"/>
+          <w:right w:val="nil"/>
+          <w:between w:val="nil"/>
+        </w:pBdr>
+        <w:spacing w:before="1340"/>
+        <w:jc w:val="both"/>
         <w:rPr>
           <w:color w:val="000000"/>
           <w:sz w:val="16"/>
           <w:szCs w:val="16"/>
         </w:rPr>
-        <w:t>received the B.E. degree in computer science and engineering from [Institution], [City], [Country], in [year]. [One or two sentences on research interests, relevant project work and any awards. Replace this placeholder before submission.]</w:t>
-      </w:r>
-    </w:p>
-    <w:p>
-      <w:pPr>
-        <w:pBdr>
-          <w:top w:val="nil"/>
-          <w:left w:val="nil"/>
-          <w:bottom w:val="nil"/>
-          <w:right w:val="nil"/>
-          <w:between w:val="nil"/>
-        </w:pBdr>
-        <w:spacing w:before="1340"/>
-        <w:jc w:val="both"/>
+      </w:pPr>
+      <w:r>
         <w:rPr>
           <w:color w:val="000000"/>
           <w:sz w:val="16"/>
           <w:szCs w:val="16"/>
         </w:rPr>
-      </w:pPr>
-      <w:r>
-        <w:rPr>
-          <w:b/>
-          <w:bCs/>
-          <w:color w:val="000000"/>
-          <w:sz w:val="16"/>
-          <w:szCs w:val="16"/>
-        </w:rPr>
-        <w:t xml:space="preserve">SECOND B. AUTHOR </w:t>
-      </w:r>
-      <w:r>
-        <w:rPr>
-          <w:color w:val="000000"/>
-          <w:sz w:val="16"/>
-          <w:szCs w:val="16"/>
-        </w:rPr>
-        <w:t>received the B.E. degree in computer science and engineering from [Institution], [City], [Country], in [year]. [One or two sentences on research interests, relevant project work and any awards. Replace this placeholder before submission.]</w:t>
+        <w:t xml:space="preserve">AGILAN is currently pursuing the B.Tech. degree in computer science and engineering with the School of Computer Science and Engineering, Vellore Institute of Technology, Chennai, India. His research interests include in-vehicle network security, anomaly detection and explainable machine learning.</w:t>
       </w:r>
     </w:p>
     <w:p>
@@ -11880,21 +12171,11 @@
       </w:pPr>
       <w:r>
         <w:rPr>
-          <w:b/>
-          <w:bCs/>
           <w:color w:val="000000"/>
           <w:sz w:val="16"/>
           <w:szCs w:val="16"/>
         </w:rPr>
-        <w:t xml:space="preserve">THIRD C. AUTHOR </w:t>
-      </w:r>
-      <w:r>
-        <w:rPr>
-          <w:color w:val="000000"/>
-          <w:sz w:val="16"/>
-          <w:szCs w:val="16"/>
-        </w:rPr>
-        <w:t>received the B.E. degree in computer science and engineering from [Institution], [City], [Country], in [year]. [One or two sentences on research interests, relevant project work and any awards. Replace this placeholder before submission.]</w:t>
+        <w:t xml:space="preserve">S. ANUBHA PEARLINE is an Assistant Professor with the School of Computer Science and Engineering, Vellore Institute of Technology, Chennai, India. [Degrees, awarding institutions and research interests to be completed by the author.]</w:t>
       </w:r>
     </w:p>
     <w:p>
